--- a/AWS_FreeTest7KQuiz-Ans_doc_Format.docx
+++ b/AWS_FreeTest7KQuiz-Ans_doc_Format.docx
@@ -292,7 +292,6 @@
         <w:rPr>
           <w:lang w:val="en-US"/>
         </w:rPr>
-        <w:lastRenderedPageBreak/>
         <w:t>--------------------------------------------------------------------------</w:t>
       </w:r>
     </w:p>
@@ -996,7 +995,6 @@
         <w:rPr>
           <w:lang w:val="en-US"/>
         </w:rPr>
-        <w:lastRenderedPageBreak/>
         <w:t xml:space="preserve"> Persistent file systems in </w:t>
       </w:r>
       <w:proofErr w:type="spellStart"/>
@@ -1311,7 +1309,6 @@
         <w:rPr>
           <w:lang w:val="en-US"/>
         </w:rPr>
-        <w:lastRenderedPageBreak/>
         <w:t>S3 Standard-IA (instead of One Zone-IA) ensures high durability across multiple AZs for infrequent access.</w:t>
       </w:r>
     </w:p>
@@ -1712,7 +1709,6 @@
         <w:rPr>
           <w:lang w:val="en-US"/>
         </w:rPr>
-        <w:lastRenderedPageBreak/>
         <w:t>654] A company recently migrated its web application to the AWS Cloud. The company uses an Amazon EC2 instance to run multiple processes to host</w:t>
       </w:r>
     </w:p>
@@ -2186,7 +2182,6 @@
         <w:rPr>
           <w:lang w:val="en-US"/>
         </w:rPr>
-        <w:lastRenderedPageBreak/>
         <w:t>EBS/EFS (Options A/B) are expensive and lack S3’s durability.</w:t>
       </w:r>
     </w:p>
@@ -2440,14 +2435,86 @@
         <w:rPr>
           <w:lang w:val="en-US"/>
         </w:rPr>
-        <w:t>Which solution will meet these requirements with the LEAST latency? (Choose two.)</w:t>
-      </w:r>
-    </w:p>
-    <w:p>
-      <w:pPr>
-        <w:rPr>
-          <w:lang w:val="en-US"/>
-        </w:rPr>
+        <w:t>Which solution will meet these requirements with the LEAST latency? (</w:t>
+      </w:r>
+      <w:r>
+        <w:rPr>
+          <w:highlight w:val="yellow"/>
+          <w:lang w:val="en-US"/>
+        </w:rPr>
+        <w:t>Choose two</w:t>
+      </w:r>
+      <w:r>
+        <w:rPr>
+          <w:lang w:val="en-US"/>
+        </w:rPr>
+        <w:t>.)</w:t>
+      </w:r>
+    </w:p>
+    <w:p>
+      <w:pPr>
+        <w:pStyle w:val="NoSpacing"/>
+        <w:ind w:left="720"/>
+      </w:pPr>
+      <w:r>
+        <w:t>A. Deploy compute optimized EC2 instances into a cluster placement group.</w:t>
+      </w:r>
+    </w:p>
+    <w:p>
+      <w:pPr>
+        <w:pStyle w:val="NoSpacing"/>
+        <w:ind w:left="720"/>
+      </w:pPr>
+      <w:r>
+        <w:t>B. Deploy compute optimized EC2 instances into a partition placement group.</w:t>
+      </w:r>
+    </w:p>
+    <w:p>
+      <w:pPr>
+        <w:pStyle w:val="NoSpacing"/>
+        <w:ind w:left="720"/>
+      </w:pPr>
+      <w:r>
+        <w:t xml:space="preserve">C. Attach the EC2 instances to an Amazon </w:t>
+      </w:r>
+      <w:proofErr w:type="spellStart"/>
+      <w:r>
+        <w:t>FSx</w:t>
+      </w:r>
+      <w:proofErr w:type="spellEnd"/>
+      <w:r>
+        <w:t xml:space="preserve"> for Lustre file system</w:t>
+      </w:r>
+    </w:p>
+    <w:p>
+      <w:pPr>
+        <w:pStyle w:val="NoSpacing"/>
+        <w:ind w:left="720"/>
+      </w:pPr>
+      <w:r>
+        <w:t xml:space="preserve">D. Attach the EC2 instances to an Amazon </w:t>
+      </w:r>
+      <w:proofErr w:type="spellStart"/>
+      <w:r>
+        <w:t>FSx</w:t>
+      </w:r>
+      <w:proofErr w:type="spellEnd"/>
+      <w:r>
+        <w:t xml:space="preserve"> for </w:t>
+      </w:r>
+      <w:proofErr w:type="spellStart"/>
+      <w:r>
+        <w:t>OpenZFS</w:t>
+      </w:r>
+      <w:proofErr w:type="spellEnd"/>
+      <w:r>
+        <w:t xml:space="preserve"> file system.</w:t>
+      </w:r>
+    </w:p>
+    <w:p>
+      <w:pPr>
+        <w:pStyle w:val="NoSpacing"/>
+        <w:ind w:left="720"/>
       </w:pPr>
     </w:p>
     <w:p>
@@ -2526,6 +2593,659 @@
       </w:r>
     </w:p>
     <w:p>
+      <w:r>
+        <w:t xml:space="preserve">This question requires selecting the best option for a </w:t>
+      </w:r>
+      <w:r>
+        <w:rPr>
+          <w:b/>
+          <w:bCs/>
+        </w:rPr>
+        <w:t>latency-sensitive HPC workload</w:t>
+      </w:r>
+      <w:r>
+        <w:t xml:space="preserve"> that needs </w:t>
+      </w:r>
+      <w:r>
+        <w:rPr>
+          <w:b/>
+          <w:bCs/>
+        </w:rPr>
+        <w:t>NFS and SMB multi-protocol access</w:t>
+      </w:r>
+      <w:r>
+        <w:t>.</w:t>
+      </w:r>
+    </w:p>
+    <w:p>
+      <w:r>
+        <w:t>The two correct solutions are:</w:t>
+      </w:r>
+    </w:p>
+    <w:p>
+      <w:pPr>
+        <w:rPr>
+          <w:color w:val="8EAADB" w:themeColor="accent5" w:themeTint="99"/>
+        </w:rPr>
+      </w:pPr>
+      <w:r>
+        <w:rPr>
+          <w:color w:val="8EAADB" w:themeColor="accent5" w:themeTint="99"/>
+        </w:rPr>
+        <w:t>A. Deploy compute optimized EC2 instances into a cluster placement group.</w:t>
+      </w:r>
+    </w:p>
+    <w:p>
+      <w:pPr>
+        <w:rPr>
+          <w:color w:val="8EAADB" w:themeColor="accent5" w:themeTint="99"/>
+        </w:rPr>
+      </w:pPr>
+      <w:r>
+        <w:rPr>
+          <w:color w:val="8EAADB" w:themeColor="accent5" w:themeTint="99"/>
+        </w:rPr>
+        <w:t xml:space="preserve">E. Attach the EC2 instances to an Amazon </w:t>
+      </w:r>
+      <w:proofErr w:type="spellStart"/>
+      <w:r>
+        <w:rPr>
+          <w:color w:val="8EAADB" w:themeColor="accent5" w:themeTint="99"/>
+        </w:rPr>
+        <w:t>FSx</w:t>
+      </w:r>
+      <w:proofErr w:type="spellEnd"/>
+      <w:r>
+        <w:rPr>
+          <w:color w:val="8EAADB" w:themeColor="accent5" w:themeTint="99"/>
+        </w:rPr>
+        <w:t xml:space="preserve"> for NetApp ONTAP file system.</w:t>
+      </w:r>
+    </w:p>
+    <w:p>
+      <w:pPr>
+        <w:rPr>
+          <w:color w:val="8EAADB" w:themeColor="accent5" w:themeTint="99"/>
+        </w:rPr>
+      </w:pPr>
+      <w:r>
+        <w:rPr>
+          <w:color w:val="8EAADB" w:themeColor="accent5" w:themeTint="99"/>
+        </w:rPr>
+        <w:pict w14:anchorId="51F6161E">
+          <v:rect id="_x0000_i1037" style="width:0;height:1.5pt" o:hralign="center" o:hrstd="t" o:hrnoshade="t" o:hr="t" fillcolor="gray" stroked="f"/>
+        </w:pict>
+      </w:r>
+    </w:p>
+    <w:p>
+      <w:pPr>
+        <w:rPr>
+          <w:b/>
+          <w:bCs/>
+          <w:color w:val="8EAADB" w:themeColor="accent5" w:themeTint="99"/>
+        </w:rPr>
+      </w:pPr>
+      <w:r>
+        <w:rPr>
+          <w:b/>
+          <w:bCs/>
+          <w:color w:val="8EAADB" w:themeColor="accent5" w:themeTint="99"/>
+        </w:rPr>
+        <w:t>Rationale</w:t>
+      </w:r>
+    </w:p>
+    <w:p>
+      <w:pPr>
+        <w:rPr>
+          <w:b/>
+          <w:bCs/>
+          <w:color w:val="8EAADB" w:themeColor="accent5" w:themeTint="99"/>
+        </w:rPr>
+      </w:pPr>
+      <w:r>
+        <w:rPr>
+          <w:b/>
+          <w:bCs/>
+          <w:color w:val="8EAADB" w:themeColor="accent5" w:themeTint="99"/>
+        </w:rPr>
+        <w:t>1. Low-Latency Compute: Cluster Placement Group (A)</w:t>
+      </w:r>
+    </w:p>
+    <w:p>
+      <w:pPr>
+        <w:numPr>
+          <w:ilvl w:val="0"/>
+          <w:numId w:val="65"/>
+        </w:numPr>
+        <w:rPr>
+          <w:color w:val="8EAADB" w:themeColor="accent5" w:themeTint="99"/>
+        </w:rPr>
+      </w:pPr>
+      <w:r>
+        <w:rPr>
+          <w:b/>
+          <w:bCs/>
+          <w:color w:val="8EAADB" w:themeColor="accent5" w:themeTint="99"/>
+        </w:rPr>
+        <w:t>Requirement:</w:t>
+      </w:r>
+      <w:r>
+        <w:rPr>
+          <w:color w:val="8EAADB" w:themeColor="accent5" w:themeTint="99"/>
+        </w:rPr>
+        <w:t xml:space="preserve"> Latency-sensitive HPC workloads.</w:t>
+      </w:r>
+    </w:p>
+    <w:p>
+      <w:pPr>
+        <w:numPr>
+          <w:ilvl w:val="0"/>
+          <w:numId w:val="65"/>
+        </w:numPr>
+        <w:rPr>
+          <w:color w:val="8EAADB" w:themeColor="accent5" w:themeTint="99"/>
+        </w:rPr>
+      </w:pPr>
+      <w:r>
+        <w:rPr>
+          <w:b/>
+          <w:bCs/>
+          <w:color w:val="8EAADB" w:themeColor="accent5" w:themeTint="99"/>
+        </w:rPr>
+        <w:t>Solution:</w:t>
+      </w:r>
+      <w:r>
+        <w:rPr>
+          <w:color w:val="8EAADB" w:themeColor="accent5" w:themeTint="99"/>
+        </w:rPr>
+        <w:t xml:space="preserve"> A </w:t>
+      </w:r>
+      <w:r>
+        <w:rPr>
+          <w:b/>
+          <w:bCs/>
+          <w:color w:val="8EAADB" w:themeColor="accent5" w:themeTint="99"/>
+        </w:rPr>
+        <w:t>Cluster Placement Group</w:t>
+      </w:r>
+      <w:r>
+        <w:rPr>
+          <w:color w:val="8EAADB" w:themeColor="accent5" w:themeTint="99"/>
+        </w:rPr>
+        <w:t xml:space="preserve"> deploys EC2 instances in a single Availability Zone, packed tightly together on the same physical hardware/network fabric. This results in the </w:t>
+      </w:r>
+      <w:r>
+        <w:rPr>
+          <w:b/>
+          <w:bCs/>
+          <w:color w:val="8EAADB" w:themeColor="accent5" w:themeTint="99"/>
+        </w:rPr>
+        <w:t>lowest possible network latency</w:t>
+      </w:r>
+      <w:r>
+        <w:rPr>
+          <w:color w:val="8EAADB" w:themeColor="accent5" w:themeTint="99"/>
+        </w:rPr>
+        <w:t xml:space="preserve"> and high throughput between the instances, which is critical for HPC applications that rely on constant, fast communication.</w:t>
+      </w:r>
+    </w:p>
+    <w:p>
+      <w:pPr>
+        <w:rPr>
+          <w:b/>
+          <w:bCs/>
+          <w:color w:val="8EAADB" w:themeColor="accent5" w:themeTint="99"/>
+        </w:rPr>
+      </w:pPr>
+      <w:r>
+        <w:rPr>
+          <w:b/>
+          <w:bCs/>
+          <w:color w:val="8EAADB" w:themeColor="accent5" w:themeTint="99"/>
+        </w:rPr>
+        <w:t xml:space="preserve">2. Multi-Protocol Storage: Amazon </w:t>
+      </w:r>
+      <w:proofErr w:type="spellStart"/>
+      <w:r>
+        <w:rPr>
+          <w:b/>
+          <w:bCs/>
+          <w:color w:val="8EAADB" w:themeColor="accent5" w:themeTint="99"/>
+        </w:rPr>
+        <w:t>FSx</w:t>
+      </w:r>
+      <w:proofErr w:type="spellEnd"/>
+      <w:r>
+        <w:rPr>
+          <w:b/>
+          <w:bCs/>
+          <w:color w:val="8EAADB" w:themeColor="accent5" w:themeTint="99"/>
+        </w:rPr>
+        <w:t xml:space="preserve"> for NetApp ONTAP (E)</w:t>
+      </w:r>
+    </w:p>
+    <w:p>
+      <w:pPr>
+        <w:numPr>
+          <w:ilvl w:val="0"/>
+          <w:numId w:val="66"/>
+        </w:numPr>
+        <w:rPr>
+          <w:color w:val="8EAADB" w:themeColor="accent5" w:themeTint="99"/>
+        </w:rPr>
+      </w:pPr>
+      <w:r>
+        <w:rPr>
+          <w:b/>
+          <w:bCs/>
+          <w:color w:val="8EAADB" w:themeColor="accent5" w:themeTint="99"/>
+        </w:rPr>
+        <w:t>Requirement:</w:t>
+      </w:r>
+      <w:r>
+        <w:rPr>
+          <w:color w:val="8EAADB" w:themeColor="accent5" w:themeTint="99"/>
+        </w:rPr>
+        <w:t xml:space="preserve"> NFS and SMB multi-protocol access from the file system, replacing an on-premises NAS.</w:t>
+      </w:r>
+    </w:p>
+    <w:p>
+      <w:pPr>
+        <w:numPr>
+          <w:ilvl w:val="0"/>
+          <w:numId w:val="66"/>
+        </w:numPr>
+        <w:rPr>
+          <w:color w:val="8EAADB" w:themeColor="accent5" w:themeTint="99"/>
+        </w:rPr>
+      </w:pPr>
+      <w:r>
+        <w:rPr>
+          <w:b/>
+          <w:bCs/>
+          <w:color w:val="8EAADB" w:themeColor="accent5" w:themeTint="99"/>
+        </w:rPr>
+        <w:t>Solution:</w:t>
+      </w:r>
+      <w:r>
+        <w:rPr>
+          <w:color w:val="8EAADB" w:themeColor="accent5" w:themeTint="99"/>
+        </w:rPr>
+        <w:t xml:space="preserve"> </w:t>
+      </w:r>
+      <w:r>
+        <w:rPr>
+          <w:b/>
+          <w:bCs/>
+          <w:color w:val="8EAADB" w:themeColor="accent5" w:themeTint="99"/>
+        </w:rPr>
+        <w:t xml:space="preserve">Amazon </w:t>
+      </w:r>
+      <w:proofErr w:type="spellStart"/>
+      <w:r>
+        <w:rPr>
+          <w:b/>
+          <w:bCs/>
+          <w:color w:val="8EAADB" w:themeColor="accent5" w:themeTint="99"/>
+        </w:rPr>
+        <w:t>FSx</w:t>
+      </w:r>
+      <w:proofErr w:type="spellEnd"/>
+      <w:r>
+        <w:rPr>
+          <w:b/>
+          <w:bCs/>
+          <w:color w:val="8EAADB" w:themeColor="accent5" w:themeTint="99"/>
+        </w:rPr>
+        <w:t xml:space="preserve"> for NetApp ONTAP</w:t>
+      </w:r>
+      <w:r>
+        <w:rPr>
+          <w:color w:val="8EAADB" w:themeColor="accent5" w:themeTint="99"/>
+        </w:rPr>
+        <w:t xml:space="preserve"> is a fully managed service that provides file storage with comprehensive support for the ONTAP file system, which is renowned for its enterprise-class features. It natively supports both </w:t>
+      </w:r>
+      <w:r>
+        <w:rPr>
+          <w:b/>
+          <w:bCs/>
+          <w:color w:val="8EAADB" w:themeColor="accent5" w:themeTint="99"/>
+        </w:rPr>
+        <w:t>NFS (Network File System)</w:t>
+      </w:r>
+      <w:r>
+        <w:rPr>
+          <w:color w:val="8EAADB" w:themeColor="accent5" w:themeTint="99"/>
+        </w:rPr>
+        <w:t xml:space="preserve"> and </w:t>
+      </w:r>
+      <w:r>
+        <w:rPr>
+          <w:b/>
+          <w:bCs/>
+          <w:color w:val="8EAADB" w:themeColor="accent5" w:themeTint="99"/>
+        </w:rPr>
+        <w:t>SMB (Server Message Block)</w:t>
+      </w:r>
+      <w:r>
+        <w:rPr>
+          <w:color w:val="8EAADB" w:themeColor="accent5" w:themeTint="99"/>
+        </w:rPr>
+        <w:t xml:space="preserve"> access from the same file system, making it the ideal choice for a multi-protocol NAS replacement in the cloud.</w:t>
+      </w:r>
+    </w:p>
+    <w:p>
+      <w:pPr>
+        <w:rPr>
+          <w:color w:val="8EAADB" w:themeColor="accent5" w:themeTint="99"/>
+        </w:rPr>
+      </w:pPr>
+      <w:r>
+        <w:rPr>
+          <w:color w:val="8EAADB" w:themeColor="accent5" w:themeTint="99"/>
+        </w:rPr>
+        <w:pict w14:anchorId="68BB6E0A">
+          <v:rect id="_x0000_i1038" style="width:0;height:1.5pt" o:hralign="center" o:hrstd="t" o:hrnoshade="t" o:hr="t" fillcolor="gray" stroked="f"/>
+        </w:pict>
+      </w:r>
+    </w:p>
+    <w:p>
+      <w:pPr>
+        <w:rPr>
+          <w:b/>
+          <w:bCs/>
+          <w:color w:val="8EAADB" w:themeColor="accent5" w:themeTint="99"/>
+        </w:rPr>
+      </w:pPr>
+      <w:r>
+        <w:rPr>
+          <w:b/>
+          <w:bCs/>
+          <w:color w:val="8EAADB" w:themeColor="accent5" w:themeTint="99"/>
+        </w:rPr>
+        <w:t>Why Other Options Are Incorrect</w:t>
+      </w:r>
+    </w:p>
+    <w:p>
+      <w:pPr>
+        <w:numPr>
+          <w:ilvl w:val="0"/>
+          <w:numId w:val="67"/>
+        </w:numPr>
+        <w:rPr>
+          <w:color w:val="8EAADB" w:themeColor="accent5" w:themeTint="99"/>
+        </w:rPr>
+      </w:pPr>
+      <w:r>
+        <w:rPr>
+          <w:b/>
+          <w:bCs/>
+          <w:color w:val="8EAADB" w:themeColor="accent5" w:themeTint="99"/>
+        </w:rPr>
+        <w:t>B. Deploy compute optimized EC2 instances into a partition placement group.</w:t>
+      </w:r>
+    </w:p>
+    <w:p>
+      <w:pPr>
+        <w:numPr>
+          <w:ilvl w:val="1"/>
+          <w:numId w:val="67"/>
+        </w:numPr>
+        <w:rPr>
+          <w:color w:val="8EAADB" w:themeColor="accent5" w:themeTint="99"/>
+        </w:rPr>
+      </w:pPr>
+      <w:r>
+        <w:rPr>
+          <w:color w:val="8EAADB" w:themeColor="accent5" w:themeTint="99"/>
+        </w:rPr>
+        <w:t xml:space="preserve">A </w:t>
+      </w:r>
+      <w:r>
+        <w:rPr>
+          <w:b/>
+          <w:bCs/>
+          <w:color w:val="8EAADB" w:themeColor="accent5" w:themeTint="99"/>
+        </w:rPr>
+        <w:t>Partition Placement Group</w:t>
+      </w:r>
+      <w:r>
+        <w:rPr>
+          <w:color w:val="8EAADB" w:themeColor="accent5" w:themeTint="99"/>
+        </w:rPr>
+        <w:t xml:space="preserve"> is designed to reduce the likelihood of correlated failures across different hardware segments (partitions) for large, distributed workloads (like HDFS or Cassandra). It does </w:t>
+      </w:r>
+      <w:r>
+        <w:rPr>
+          <w:b/>
+          <w:bCs/>
+          <w:color w:val="8EAADB" w:themeColor="accent5" w:themeTint="99"/>
+        </w:rPr>
+        <w:t>not</w:t>
+      </w:r>
+      <w:r>
+        <w:rPr>
+          <w:color w:val="8EAADB" w:themeColor="accent5" w:themeTint="99"/>
+        </w:rPr>
+        <w:t xml:space="preserve"> offer the ultra-low latency required by latency-sensitive HPC workloads.</w:t>
+      </w:r>
+    </w:p>
+    <w:p>
+      <w:pPr>
+        <w:numPr>
+          <w:ilvl w:val="0"/>
+          <w:numId w:val="67"/>
+        </w:numPr>
+        <w:rPr>
+          <w:color w:val="8EAADB" w:themeColor="accent5" w:themeTint="99"/>
+        </w:rPr>
+      </w:pPr>
+      <w:r>
+        <w:rPr>
+          <w:b/>
+          <w:bCs/>
+          <w:color w:val="8EAADB" w:themeColor="accent5" w:themeTint="99"/>
+        </w:rPr>
+        <w:t xml:space="preserve">C. Attach the EC2 instances to an Amazon </w:t>
+      </w:r>
+      <w:proofErr w:type="spellStart"/>
+      <w:r>
+        <w:rPr>
+          <w:b/>
+          <w:bCs/>
+          <w:color w:val="8EAADB" w:themeColor="accent5" w:themeTint="99"/>
+        </w:rPr>
+        <w:t>FSx</w:t>
+      </w:r>
+      <w:proofErr w:type="spellEnd"/>
+      <w:r>
+        <w:rPr>
+          <w:b/>
+          <w:bCs/>
+          <w:color w:val="8EAADB" w:themeColor="accent5" w:themeTint="99"/>
+        </w:rPr>
+        <w:t xml:space="preserve"> for Lustre file system.</w:t>
+      </w:r>
+    </w:p>
+    <w:p>
+      <w:pPr>
+        <w:numPr>
+          <w:ilvl w:val="1"/>
+          <w:numId w:val="67"/>
+        </w:numPr>
+        <w:rPr>
+          <w:color w:val="8EAADB" w:themeColor="accent5" w:themeTint="99"/>
+        </w:rPr>
+      </w:pPr>
+      <w:proofErr w:type="spellStart"/>
+      <w:r>
+        <w:rPr>
+          <w:b/>
+          <w:bCs/>
+          <w:color w:val="8EAADB" w:themeColor="accent5" w:themeTint="99"/>
+        </w:rPr>
+        <w:t>FSx</w:t>
+      </w:r>
+      <w:proofErr w:type="spellEnd"/>
+      <w:r>
+        <w:rPr>
+          <w:b/>
+          <w:bCs/>
+          <w:color w:val="8EAADB" w:themeColor="accent5" w:themeTint="99"/>
+        </w:rPr>
+        <w:t xml:space="preserve"> for Lustre</w:t>
+      </w:r>
+      <w:r>
+        <w:rPr>
+          <w:color w:val="8EAADB" w:themeColor="accent5" w:themeTint="99"/>
+        </w:rPr>
+        <w:t xml:space="preserve"> is a high-performance parallel file system optimized for pure Linux-based HPC burst throughput. While fast, it </w:t>
+      </w:r>
+      <w:r>
+        <w:rPr>
+          <w:b/>
+          <w:bCs/>
+          <w:color w:val="8EAADB" w:themeColor="accent5" w:themeTint="99"/>
+        </w:rPr>
+        <w:t>only supports the POSIX/NFS protocol</w:t>
+      </w:r>
+      <w:r>
+        <w:rPr>
+          <w:color w:val="8EAADB" w:themeColor="accent5" w:themeTint="99"/>
+        </w:rPr>
+        <w:t xml:space="preserve"> and does not support the SMB protocol required by the prompt.</w:t>
+      </w:r>
+    </w:p>
+    <w:p>
+      <w:pPr>
+        <w:numPr>
+          <w:ilvl w:val="0"/>
+          <w:numId w:val="67"/>
+        </w:numPr>
+        <w:rPr>
+          <w:color w:val="8EAADB" w:themeColor="accent5" w:themeTint="99"/>
+        </w:rPr>
+      </w:pPr>
+      <w:r>
+        <w:rPr>
+          <w:b/>
+          <w:bCs/>
+          <w:color w:val="8EAADB" w:themeColor="accent5" w:themeTint="99"/>
+        </w:rPr>
+        <w:t xml:space="preserve">D. Attach the EC2 instances to an Amazon </w:t>
+      </w:r>
+      <w:proofErr w:type="spellStart"/>
+      <w:r>
+        <w:rPr>
+          <w:b/>
+          <w:bCs/>
+          <w:color w:val="8EAADB" w:themeColor="accent5" w:themeTint="99"/>
+        </w:rPr>
+        <w:t>FSx</w:t>
+      </w:r>
+      <w:proofErr w:type="spellEnd"/>
+      <w:r>
+        <w:rPr>
+          <w:b/>
+          <w:bCs/>
+          <w:color w:val="8EAADB" w:themeColor="accent5" w:themeTint="99"/>
+        </w:rPr>
+        <w:t xml:space="preserve"> for </w:t>
+      </w:r>
+      <w:proofErr w:type="spellStart"/>
+      <w:r>
+        <w:rPr>
+          <w:b/>
+          <w:bCs/>
+          <w:color w:val="8EAADB" w:themeColor="accent5" w:themeTint="99"/>
+        </w:rPr>
+        <w:t>OpenZFS</w:t>
+      </w:r>
+      <w:proofErr w:type="spellEnd"/>
+      <w:r>
+        <w:rPr>
+          <w:b/>
+          <w:bCs/>
+          <w:color w:val="8EAADB" w:themeColor="accent5" w:themeTint="99"/>
+        </w:rPr>
+        <w:t xml:space="preserve"> file system.</w:t>
+      </w:r>
+    </w:p>
+    <w:p>
+      <w:pPr>
+        <w:numPr>
+          <w:ilvl w:val="1"/>
+          <w:numId w:val="67"/>
+        </w:numPr>
+        <w:rPr>
+          <w:color w:val="8EAADB" w:themeColor="accent5" w:themeTint="99"/>
+        </w:rPr>
+      </w:pPr>
+      <w:proofErr w:type="spellStart"/>
+      <w:r>
+        <w:rPr>
+          <w:b/>
+          <w:bCs/>
+          <w:color w:val="8EAADB" w:themeColor="accent5" w:themeTint="99"/>
+        </w:rPr>
+        <w:t>FSx</w:t>
+      </w:r>
+      <w:proofErr w:type="spellEnd"/>
+      <w:r>
+        <w:rPr>
+          <w:b/>
+          <w:bCs/>
+          <w:color w:val="8EAADB" w:themeColor="accent5" w:themeTint="99"/>
+        </w:rPr>
+        <w:t xml:space="preserve"> for </w:t>
+      </w:r>
+      <w:proofErr w:type="spellStart"/>
+      <w:r>
+        <w:rPr>
+          <w:b/>
+          <w:bCs/>
+          <w:color w:val="8EAADB" w:themeColor="accent5" w:themeTint="99"/>
+        </w:rPr>
+        <w:t>OpenZFS</w:t>
+      </w:r>
+      <w:proofErr w:type="spellEnd"/>
+      <w:r>
+        <w:rPr>
+          <w:b/>
+          <w:bCs/>
+          <w:color w:val="8EAADB" w:themeColor="accent5" w:themeTint="99"/>
+        </w:rPr>
+        <w:t xml:space="preserve"> </w:t>
+      </w:r>
+      <w:r>
+        <w:rPr>
+          <w:color w:val="8EAADB" w:themeColor="accent5" w:themeTint="99"/>
+        </w:rPr>
+        <w:t xml:space="preserve">supports the NFS protocol but currently </w:t>
+      </w:r>
+      <w:r>
+        <w:rPr>
+          <w:b/>
+          <w:bCs/>
+          <w:color w:val="8EAADB" w:themeColor="accent5" w:themeTint="99"/>
+        </w:rPr>
+        <w:t>does not support the SMB protocol</w:t>
+      </w:r>
+      <w:r>
+        <w:rPr>
+          <w:color w:val="8EAADB" w:themeColor="accent5" w:themeTint="99"/>
+        </w:rPr>
+        <w:t xml:space="preserve"> for multi-protocol access, failing the core requirement.</w:t>
+      </w:r>
+    </w:p>
+    <w:p>
+      <w:pPr>
+        <w:rPr>
+          <w:lang w:val="en-US"/>
+        </w:rPr>
+      </w:pPr>
+    </w:p>
+    <w:p>
       <w:pPr>
         <w:rPr>
           <w:lang w:val="en-US"/>
@@ -2628,7 +3348,6 @@
         <w:rPr>
           <w:lang w:val="en-US"/>
         </w:rPr>
-        <w:lastRenderedPageBreak/>
         <w:t>DataSync</w:t>
       </w:r>
       <w:proofErr w:type="spellEnd"/>
@@ -3012,7 +3731,6 @@
         <w:rPr>
           <w:lang w:val="en-US"/>
         </w:rPr>
-        <w:lastRenderedPageBreak/>
         <w:t>----------------------------------------------------------------------</w:t>
       </w:r>
     </w:p>
@@ -3431,7 +4149,6 @@
         <w:rPr>
           <w:lang w:val="en-US"/>
         </w:rPr>
-        <w:lastRenderedPageBreak/>
         <w:t xml:space="preserve">Service Catalog (Options C/D) is for governance, not </w:t>
       </w:r>
       <w:proofErr w:type="gramStart"/>
@@ -4282,7 +4999,6 @@
         <w:rPr>
           <w:lang w:val="en-US"/>
         </w:rPr>
-        <w:lastRenderedPageBreak/>
         <w:t>Answer: B) Create a Cost Anomaly Detection monitor.</w:t>
       </w:r>
     </w:p>
@@ -4767,7 +5483,6 @@
         <w:rPr>
           <w:lang w:val="en-US"/>
         </w:rPr>
-        <w:lastRenderedPageBreak/>
         <w:t>Multi-AZ (Option C) doesn’t scale reads; auto scaling (Option A) isn’t for RDS.</w:t>
       </w:r>
     </w:p>
@@ -5150,7 +5865,6 @@
         <w:rPr>
           <w:lang w:val="en-US"/>
         </w:rPr>
-        <w:lastRenderedPageBreak/>
         <w:t>Balances cost (Spot) and reliability (On-Demand) for infrequent dev workloads.</w:t>
       </w:r>
     </w:p>
@@ -5561,7 +6275,6 @@
         <w:rPr>
           <w:lang w:val="en-US"/>
         </w:rPr>
-        <w:lastRenderedPageBreak/>
         <w:t>----------------------------------------------------------------------</w:t>
       </w:r>
     </w:p>
@@ -5938,7 +6651,6 @@
         <w:rPr>
           <w:lang w:val="en-US"/>
         </w:rPr>
-        <w:lastRenderedPageBreak/>
         <w:t>684]A company wants to migrate its web applications from on premises to AWS. The company is located close to the eu-</w:t>
       </w:r>
       <w:proofErr w:type="gramStart"/>
@@ -7215,6 +7927,155 @@
     </w:lvl>
   </w:abstractNum>
   <w:abstractNum w:abstractNumId="8" w15:restartNumberingAfterBreak="0">
+    <w:nsid w:val="0EBE3A9A"/>
+    <w:multiLevelType w:val="multilevel"/>
+    <w:tmpl w:val="E7962CAE"/>
+    <w:lvl w:ilvl="0">
+      <w:start w:val="1"/>
+      <w:numFmt w:val="bullet"/>
+      <w:lvlText w:val=""/>
+      <w:lvlJc w:val="left"/>
+      <w:pPr>
+        <w:tabs>
+          <w:tab w:val="num" w:pos="720"/>
+        </w:tabs>
+        <w:ind w:left="720" w:hanging="360"/>
+      </w:pPr>
+      <w:rPr>
+        <w:rFonts w:ascii="Symbol" w:hAnsi="Symbol" w:hint="default"/>
+        <w:sz w:val="20"/>
+      </w:rPr>
+    </w:lvl>
+    <w:lvl w:ilvl="1">
+      <w:start w:val="1"/>
+      <w:numFmt w:val="bullet"/>
+      <w:lvlText w:val="o"/>
+      <w:lvlJc w:val="left"/>
+      <w:pPr>
+        <w:tabs>
+          <w:tab w:val="num" w:pos="1440"/>
+        </w:tabs>
+        <w:ind w:left="1440" w:hanging="360"/>
+      </w:pPr>
+      <w:rPr>
+        <w:rFonts w:ascii="Courier New" w:hAnsi="Courier New" w:hint="default"/>
+        <w:sz w:val="20"/>
+      </w:rPr>
+    </w:lvl>
+    <w:lvl w:ilvl="2" w:tentative="1">
+      <w:start w:val="1"/>
+      <w:numFmt w:val="bullet"/>
+      <w:lvlText w:val=""/>
+      <w:lvlJc w:val="left"/>
+      <w:pPr>
+        <w:tabs>
+          <w:tab w:val="num" w:pos="2160"/>
+        </w:tabs>
+        <w:ind w:left="2160" w:hanging="360"/>
+      </w:pPr>
+      <w:rPr>
+        <w:rFonts w:ascii="Wingdings" w:hAnsi="Wingdings" w:hint="default"/>
+        <w:sz w:val="20"/>
+      </w:rPr>
+    </w:lvl>
+    <w:lvl w:ilvl="3" w:tentative="1">
+      <w:start w:val="1"/>
+      <w:numFmt w:val="bullet"/>
+      <w:lvlText w:val=""/>
+      <w:lvlJc w:val="left"/>
+      <w:pPr>
+        <w:tabs>
+          <w:tab w:val="num" w:pos="2880"/>
+        </w:tabs>
+        <w:ind w:left="2880" w:hanging="360"/>
+      </w:pPr>
+      <w:rPr>
+        <w:rFonts w:ascii="Wingdings" w:hAnsi="Wingdings" w:hint="default"/>
+        <w:sz w:val="20"/>
+      </w:rPr>
+    </w:lvl>
+    <w:lvl w:ilvl="4" w:tentative="1">
+      <w:start w:val="1"/>
+      <w:numFmt w:val="bullet"/>
+      <w:lvlText w:val=""/>
+      <w:lvlJc w:val="left"/>
+      <w:pPr>
+        <w:tabs>
+          <w:tab w:val="num" w:pos="3600"/>
+        </w:tabs>
+        <w:ind w:left="3600" w:hanging="360"/>
+      </w:pPr>
+      <w:rPr>
+        <w:rFonts w:ascii="Wingdings" w:hAnsi="Wingdings" w:hint="default"/>
+        <w:sz w:val="20"/>
+      </w:rPr>
+    </w:lvl>
+    <w:lvl w:ilvl="5" w:tentative="1">
+      <w:start w:val="1"/>
+      <w:numFmt w:val="bullet"/>
+      <w:lvlText w:val=""/>
+      <w:lvlJc w:val="left"/>
+      <w:pPr>
+        <w:tabs>
+          <w:tab w:val="num" w:pos="4320"/>
+        </w:tabs>
+        <w:ind w:left="4320" w:hanging="360"/>
+      </w:pPr>
+      <w:rPr>
+        <w:rFonts w:ascii="Wingdings" w:hAnsi="Wingdings" w:hint="default"/>
+        <w:sz w:val="20"/>
+      </w:rPr>
+    </w:lvl>
+    <w:lvl w:ilvl="6" w:tentative="1">
+      <w:start w:val="1"/>
+      <w:numFmt w:val="bullet"/>
+      <w:lvlText w:val=""/>
+      <w:lvlJc w:val="left"/>
+      <w:pPr>
+        <w:tabs>
+          <w:tab w:val="num" w:pos="5040"/>
+        </w:tabs>
+        <w:ind w:left="5040" w:hanging="360"/>
+      </w:pPr>
+      <w:rPr>
+        <w:rFonts w:ascii="Wingdings" w:hAnsi="Wingdings" w:hint="default"/>
+        <w:sz w:val="20"/>
+      </w:rPr>
+    </w:lvl>
+    <w:lvl w:ilvl="7" w:tentative="1">
+      <w:start w:val="1"/>
+      <w:numFmt w:val="bullet"/>
+      <w:lvlText w:val=""/>
+      <w:lvlJc w:val="left"/>
+      <w:pPr>
+        <w:tabs>
+          <w:tab w:val="num" w:pos="5760"/>
+        </w:tabs>
+        <w:ind w:left="5760" w:hanging="360"/>
+      </w:pPr>
+      <w:rPr>
+        <w:rFonts w:ascii="Wingdings" w:hAnsi="Wingdings" w:hint="default"/>
+        <w:sz w:val="20"/>
+      </w:rPr>
+    </w:lvl>
+    <w:lvl w:ilvl="8" w:tentative="1">
+      <w:start w:val="1"/>
+      <w:numFmt w:val="bullet"/>
+      <w:lvlText w:val=""/>
+      <w:lvlJc w:val="left"/>
+      <w:pPr>
+        <w:tabs>
+          <w:tab w:val="num" w:pos="6480"/>
+        </w:tabs>
+        <w:ind w:left="6480" w:hanging="360"/>
+      </w:pPr>
+      <w:rPr>
+        <w:rFonts w:ascii="Wingdings" w:hAnsi="Wingdings" w:hint="default"/>
+        <w:sz w:val="20"/>
+      </w:rPr>
+    </w:lvl>
+  </w:abstractNum>
+  <w:abstractNum w:abstractNumId="9" w15:restartNumberingAfterBreak="0">
     <w:nsid w:val="0EE64D4E"/>
     <w:multiLevelType w:val="multilevel"/>
     <w:tmpl w:val="5E06A3B4"/>
@@ -7363,7 +8224,7 @@
       </w:rPr>
     </w:lvl>
   </w:abstractNum>
-  <w:abstractNum w:abstractNumId="9" w15:restartNumberingAfterBreak="0">
+  <w:abstractNum w:abstractNumId="10" w15:restartNumberingAfterBreak="0">
     <w:nsid w:val="11273932"/>
     <w:multiLevelType w:val="multilevel"/>
     <w:tmpl w:val="BF12BA74"/>
@@ -7512,7 +8373,7 @@
       </w:rPr>
     </w:lvl>
   </w:abstractNum>
-  <w:abstractNum w:abstractNumId="10" w15:restartNumberingAfterBreak="0">
+  <w:abstractNum w:abstractNumId="11" w15:restartNumberingAfterBreak="0">
     <w:nsid w:val="149E170D"/>
     <w:multiLevelType w:val="multilevel"/>
     <w:tmpl w:val="1DB4CF60"/>
@@ -7661,7 +8522,7 @@
       </w:rPr>
     </w:lvl>
   </w:abstractNum>
-  <w:abstractNum w:abstractNumId="11" w15:restartNumberingAfterBreak="0">
+  <w:abstractNum w:abstractNumId="12" w15:restartNumberingAfterBreak="0">
     <w:nsid w:val="151C00BA"/>
     <w:multiLevelType w:val="multilevel"/>
     <w:tmpl w:val="5E06A3B4"/>
@@ -7810,7 +8671,7 @@
       </w:rPr>
     </w:lvl>
   </w:abstractNum>
-  <w:abstractNum w:abstractNumId="12" w15:restartNumberingAfterBreak="0">
+  <w:abstractNum w:abstractNumId="13" w15:restartNumberingAfterBreak="0">
     <w:nsid w:val="192B307B"/>
     <w:multiLevelType w:val="multilevel"/>
     <w:tmpl w:val="160620FA"/>
@@ -7959,7 +8820,7 @@
       </w:rPr>
     </w:lvl>
   </w:abstractNum>
-  <w:abstractNum w:abstractNumId="13" w15:restartNumberingAfterBreak="0">
+  <w:abstractNum w:abstractNumId="14" w15:restartNumberingAfterBreak="0">
     <w:nsid w:val="194D6089"/>
     <w:multiLevelType w:val="multilevel"/>
     <w:tmpl w:val="729E6FE8"/>
@@ -8104,7 +8965,7 @@
       </w:rPr>
     </w:lvl>
   </w:abstractNum>
-  <w:abstractNum w:abstractNumId="14" w15:restartNumberingAfterBreak="0">
+  <w:abstractNum w:abstractNumId="15" w15:restartNumberingAfterBreak="0">
     <w:nsid w:val="1B786E80"/>
     <w:multiLevelType w:val="multilevel"/>
     <w:tmpl w:val="D0BC746E"/>
@@ -8253,7 +9114,7 @@
       </w:rPr>
     </w:lvl>
   </w:abstractNum>
-  <w:abstractNum w:abstractNumId="15" w15:restartNumberingAfterBreak="0">
+  <w:abstractNum w:abstractNumId="16" w15:restartNumberingAfterBreak="0">
     <w:nsid w:val="1CB1672B"/>
     <w:multiLevelType w:val="multilevel"/>
     <w:tmpl w:val="5E06A3B4"/>
@@ -8402,7 +9263,7 @@
       </w:rPr>
     </w:lvl>
   </w:abstractNum>
-  <w:abstractNum w:abstractNumId="16" w15:restartNumberingAfterBreak="0">
+  <w:abstractNum w:abstractNumId="17" w15:restartNumberingAfterBreak="0">
     <w:nsid w:val="1CC0331D"/>
     <w:multiLevelType w:val="multilevel"/>
     <w:tmpl w:val="4F5C141A"/>
@@ -8551,7 +9412,7 @@
       </w:rPr>
     </w:lvl>
   </w:abstractNum>
-  <w:abstractNum w:abstractNumId="17" w15:restartNumberingAfterBreak="0">
+  <w:abstractNum w:abstractNumId="18" w15:restartNumberingAfterBreak="0">
     <w:nsid w:val="1F780586"/>
     <w:multiLevelType w:val="multilevel"/>
     <w:tmpl w:val="5E06A3B4"/>
@@ -8700,7 +9561,7 @@
       </w:rPr>
     </w:lvl>
   </w:abstractNum>
-  <w:abstractNum w:abstractNumId="18" w15:restartNumberingAfterBreak="0">
+  <w:abstractNum w:abstractNumId="19" w15:restartNumberingAfterBreak="0">
     <w:nsid w:val="231C27F4"/>
     <w:multiLevelType w:val="multilevel"/>
     <w:tmpl w:val="0FCA2F4E"/>
@@ -8849,7 +9710,7 @@
       </w:rPr>
     </w:lvl>
   </w:abstractNum>
-  <w:abstractNum w:abstractNumId="19" w15:restartNumberingAfterBreak="0">
+  <w:abstractNum w:abstractNumId="20" w15:restartNumberingAfterBreak="0">
     <w:nsid w:val="2365113D"/>
     <w:multiLevelType w:val="multilevel"/>
     <w:tmpl w:val="148A44FA"/>
@@ -8998,7 +9859,7 @@
       </w:rPr>
     </w:lvl>
   </w:abstractNum>
-  <w:abstractNum w:abstractNumId="20" w15:restartNumberingAfterBreak="0">
+  <w:abstractNum w:abstractNumId="21" w15:restartNumberingAfterBreak="0">
     <w:nsid w:val="25415D22"/>
     <w:multiLevelType w:val="multilevel"/>
     <w:tmpl w:val="5874DB12"/>
@@ -9111,7 +9972,7 @@
       </w:pPr>
     </w:lvl>
   </w:abstractNum>
-  <w:abstractNum w:abstractNumId="21" w15:restartNumberingAfterBreak="0">
+  <w:abstractNum w:abstractNumId="22" w15:restartNumberingAfterBreak="0">
     <w:nsid w:val="28226D15"/>
     <w:multiLevelType w:val="multilevel"/>
     <w:tmpl w:val="273802AC"/>
@@ -9260,7 +10121,7 @@
       </w:rPr>
     </w:lvl>
   </w:abstractNum>
-  <w:abstractNum w:abstractNumId="22" w15:restartNumberingAfterBreak="0">
+  <w:abstractNum w:abstractNumId="23" w15:restartNumberingAfterBreak="0">
     <w:nsid w:val="287A7C89"/>
     <w:multiLevelType w:val="multilevel"/>
     <w:tmpl w:val="EAD6997C"/>
@@ -9377,7 +10238,7 @@
       </w:pPr>
     </w:lvl>
   </w:abstractNum>
-  <w:abstractNum w:abstractNumId="23" w15:restartNumberingAfterBreak="0">
+  <w:abstractNum w:abstractNumId="24" w15:restartNumberingAfterBreak="0">
     <w:nsid w:val="29A719A8"/>
     <w:multiLevelType w:val="multilevel"/>
     <w:tmpl w:val="0C0479E6"/>
@@ -9526,7 +10387,7 @@
       </w:rPr>
     </w:lvl>
   </w:abstractNum>
-  <w:abstractNum w:abstractNumId="24" w15:restartNumberingAfterBreak="0">
+  <w:abstractNum w:abstractNumId="25" w15:restartNumberingAfterBreak="0">
     <w:nsid w:val="2EAB0FFB"/>
     <w:multiLevelType w:val="multilevel"/>
     <w:tmpl w:val="80280AF0"/>
@@ -9675,7 +10536,7 @@
       </w:rPr>
     </w:lvl>
   </w:abstractNum>
-  <w:abstractNum w:abstractNumId="25" w15:restartNumberingAfterBreak="0">
+  <w:abstractNum w:abstractNumId="26" w15:restartNumberingAfterBreak="0">
     <w:nsid w:val="321E5C7F"/>
     <w:multiLevelType w:val="multilevel"/>
     <w:tmpl w:val="9AAA17CC"/>
@@ -9824,7 +10685,7 @@
       </w:rPr>
     </w:lvl>
   </w:abstractNum>
-  <w:abstractNum w:abstractNumId="26" w15:restartNumberingAfterBreak="0">
+  <w:abstractNum w:abstractNumId="27" w15:restartNumberingAfterBreak="0">
     <w:nsid w:val="331432B5"/>
     <w:multiLevelType w:val="multilevel"/>
     <w:tmpl w:val="06D20AC8"/>
@@ -9973,7 +10834,7 @@
       </w:rPr>
     </w:lvl>
   </w:abstractNum>
-  <w:abstractNum w:abstractNumId="27" w15:restartNumberingAfterBreak="0">
+  <w:abstractNum w:abstractNumId="28" w15:restartNumberingAfterBreak="0">
     <w:nsid w:val="353B6666"/>
     <w:multiLevelType w:val="multilevel"/>
     <w:tmpl w:val="5E06A3B4"/>
@@ -10122,7 +10983,7 @@
       </w:rPr>
     </w:lvl>
   </w:abstractNum>
-  <w:abstractNum w:abstractNumId="28" w15:restartNumberingAfterBreak="0">
+  <w:abstractNum w:abstractNumId="29" w15:restartNumberingAfterBreak="0">
     <w:nsid w:val="35C21D35"/>
     <w:multiLevelType w:val="multilevel"/>
     <w:tmpl w:val="5E06A3B4"/>
@@ -10271,7 +11132,7 @@
       </w:rPr>
     </w:lvl>
   </w:abstractNum>
-  <w:abstractNum w:abstractNumId="29" w15:restartNumberingAfterBreak="0">
+  <w:abstractNum w:abstractNumId="30" w15:restartNumberingAfterBreak="0">
     <w:nsid w:val="362C71E7"/>
     <w:multiLevelType w:val="multilevel"/>
     <w:tmpl w:val="052A77A8"/>
@@ -10420,7 +11281,7 @@
       </w:rPr>
     </w:lvl>
   </w:abstractNum>
-  <w:abstractNum w:abstractNumId="30" w15:restartNumberingAfterBreak="0">
+  <w:abstractNum w:abstractNumId="31" w15:restartNumberingAfterBreak="0">
     <w:nsid w:val="384E43B9"/>
     <w:multiLevelType w:val="multilevel"/>
     <w:tmpl w:val="A0A41C04"/>
@@ -10569,7 +11430,7 @@
       </w:rPr>
     </w:lvl>
   </w:abstractNum>
-  <w:abstractNum w:abstractNumId="31" w15:restartNumberingAfterBreak="0">
+  <w:abstractNum w:abstractNumId="32" w15:restartNumberingAfterBreak="0">
     <w:nsid w:val="3AFC1658"/>
     <w:multiLevelType w:val="multilevel"/>
     <w:tmpl w:val="CB389F28"/>
@@ -10682,7 +11543,7 @@
       </w:pPr>
     </w:lvl>
   </w:abstractNum>
-  <w:abstractNum w:abstractNumId="32" w15:restartNumberingAfterBreak="0">
+  <w:abstractNum w:abstractNumId="33" w15:restartNumberingAfterBreak="0">
     <w:nsid w:val="3AFC185D"/>
     <w:multiLevelType w:val="multilevel"/>
     <w:tmpl w:val="9CEEF2C4"/>
@@ -10831,7 +11692,7 @@
       </w:rPr>
     </w:lvl>
   </w:abstractNum>
-  <w:abstractNum w:abstractNumId="33" w15:restartNumberingAfterBreak="0">
+  <w:abstractNum w:abstractNumId="34" w15:restartNumberingAfterBreak="0">
     <w:nsid w:val="3BE90F09"/>
     <w:multiLevelType w:val="multilevel"/>
     <w:tmpl w:val="FC18CA5A"/>
@@ -10980,7 +11841,7 @@
       </w:rPr>
     </w:lvl>
   </w:abstractNum>
-  <w:abstractNum w:abstractNumId="34" w15:restartNumberingAfterBreak="0">
+  <w:abstractNum w:abstractNumId="35" w15:restartNumberingAfterBreak="0">
     <w:nsid w:val="3E126FF4"/>
     <w:multiLevelType w:val="multilevel"/>
     <w:tmpl w:val="79484B76"/>
@@ -11129,7 +11990,7 @@
       </w:rPr>
     </w:lvl>
   </w:abstractNum>
-  <w:abstractNum w:abstractNumId="35" w15:restartNumberingAfterBreak="0">
+  <w:abstractNum w:abstractNumId="36" w15:restartNumberingAfterBreak="0">
     <w:nsid w:val="40751B6E"/>
     <w:multiLevelType w:val="multilevel"/>
     <w:tmpl w:val="F7064B00"/>
@@ -11278,7 +12139,7 @@
       </w:rPr>
     </w:lvl>
   </w:abstractNum>
-  <w:abstractNum w:abstractNumId="36" w15:restartNumberingAfterBreak="0">
+  <w:abstractNum w:abstractNumId="37" w15:restartNumberingAfterBreak="0">
     <w:nsid w:val="414525A9"/>
     <w:multiLevelType w:val="multilevel"/>
     <w:tmpl w:val="FAC6211A"/>
@@ -11427,7 +12288,7 @@
       </w:rPr>
     </w:lvl>
   </w:abstractNum>
-  <w:abstractNum w:abstractNumId="37" w15:restartNumberingAfterBreak="0">
+  <w:abstractNum w:abstractNumId="38" w15:restartNumberingAfterBreak="0">
     <w:nsid w:val="447A4411"/>
     <w:multiLevelType w:val="multilevel"/>
     <w:tmpl w:val="234EEFF4"/>
@@ -11540,7 +12401,7 @@
       </w:pPr>
     </w:lvl>
   </w:abstractNum>
-  <w:abstractNum w:abstractNumId="38" w15:restartNumberingAfterBreak="0">
+  <w:abstractNum w:abstractNumId="39" w15:restartNumberingAfterBreak="0">
     <w:nsid w:val="4C650B3D"/>
     <w:multiLevelType w:val="multilevel"/>
     <w:tmpl w:val="5E06A3B4"/>
@@ -11689,7 +12550,7 @@
       </w:rPr>
     </w:lvl>
   </w:abstractNum>
-  <w:abstractNum w:abstractNumId="39" w15:restartNumberingAfterBreak="0">
+  <w:abstractNum w:abstractNumId="40" w15:restartNumberingAfterBreak="0">
     <w:nsid w:val="4EB1154D"/>
     <w:multiLevelType w:val="multilevel"/>
     <w:tmpl w:val="5E06A3B4"/>
@@ -11838,7 +12699,7 @@
       </w:rPr>
     </w:lvl>
   </w:abstractNum>
-  <w:abstractNum w:abstractNumId="40" w15:restartNumberingAfterBreak="0">
+  <w:abstractNum w:abstractNumId="41" w15:restartNumberingAfterBreak="0">
     <w:nsid w:val="4FD0253D"/>
     <w:multiLevelType w:val="multilevel"/>
     <w:tmpl w:val="8110E922"/>
@@ -11987,7 +12848,7 @@
       </w:rPr>
     </w:lvl>
   </w:abstractNum>
-  <w:abstractNum w:abstractNumId="41" w15:restartNumberingAfterBreak="0">
+  <w:abstractNum w:abstractNumId="42" w15:restartNumberingAfterBreak="0">
     <w:nsid w:val="50325680"/>
     <w:multiLevelType w:val="multilevel"/>
     <w:tmpl w:val="6A107286"/>
@@ -12136,7 +12997,7 @@
       </w:rPr>
     </w:lvl>
   </w:abstractNum>
-  <w:abstractNum w:abstractNumId="42" w15:restartNumberingAfterBreak="0">
+  <w:abstractNum w:abstractNumId="43" w15:restartNumberingAfterBreak="0">
     <w:nsid w:val="50EC3732"/>
     <w:multiLevelType w:val="multilevel"/>
     <w:tmpl w:val="791CA034"/>
@@ -12285,7 +13146,7 @@
       </w:rPr>
     </w:lvl>
   </w:abstractNum>
-  <w:abstractNum w:abstractNumId="43" w15:restartNumberingAfterBreak="0">
+  <w:abstractNum w:abstractNumId="44" w15:restartNumberingAfterBreak="0">
     <w:nsid w:val="53F53883"/>
     <w:multiLevelType w:val="multilevel"/>
     <w:tmpl w:val="8DE86792"/>
@@ -12434,7 +13295,7 @@
       </w:rPr>
     </w:lvl>
   </w:abstractNum>
-  <w:abstractNum w:abstractNumId="44" w15:restartNumberingAfterBreak="0">
+  <w:abstractNum w:abstractNumId="45" w15:restartNumberingAfterBreak="0">
     <w:nsid w:val="57C277AA"/>
     <w:multiLevelType w:val="multilevel"/>
     <w:tmpl w:val="289074AE"/>
@@ -12583,7 +13444,7 @@
       </w:rPr>
     </w:lvl>
   </w:abstractNum>
-  <w:abstractNum w:abstractNumId="45" w15:restartNumberingAfterBreak="0">
+  <w:abstractNum w:abstractNumId="46" w15:restartNumberingAfterBreak="0">
     <w:nsid w:val="57EF3F9F"/>
     <w:multiLevelType w:val="multilevel"/>
     <w:tmpl w:val="10FA860C"/>
@@ -12732,7 +13593,156 @@
       </w:rPr>
     </w:lvl>
   </w:abstractNum>
-  <w:abstractNum w:abstractNumId="46" w15:restartNumberingAfterBreak="0">
+  <w:abstractNum w:abstractNumId="47" w15:restartNumberingAfterBreak="0">
+    <w:nsid w:val="5951351A"/>
+    <w:multiLevelType w:val="multilevel"/>
+    <w:tmpl w:val="D11CA10E"/>
+    <w:lvl w:ilvl="0">
+      <w:start w:val="1"/>
+      <w:numFmt w:val="bullet"/>
+      <w:lvlText w:val=""/>
+      <w:lvlJc w:val="left"/>
+      <w:pPr>
+        <w:tabs>
+          <w:tab w:val="num" w:pos="720"/>
+        </w:tabs>
+        <w:ind w:left="720" w:hanging="360"/>
+      </w:pPr>
+      <w:rPr>
+        <w:rFonts w:ascii="Symbol" w:hAnsi="Symbol" w:hint="default"/>
+        <w:sz w:val="20"/>
+      </w:rPr>
+    </w:lvl>
+    <w:lvl w:ilvl="1" w:tentative="1">
+      <w:start w:val="1"/>
+      <w:numFmt w:val="bullet"/>
+      <w:lvlText w:val="o"/>
+      <w:lvlJc w:val="left"/>
+      <w:pPr>
+        <w:tabs>
+          <w:tab w:val="num" w:pos="1440"/>
+        </w:tabs>
+        <w:ind w:left="1440" w:hanging="360"/>
+      </w:pPr>
+      <w:rPr>
+        <w:rFonts w:ascii="Courier New" w:hAnsi="Courier New" w:hint="default"/>
+        <w:sz w:val="20"/>
+      </w:rPr>
+    </w:lvl>
+    <w:lvl w:ilvl="2" w:tentative="1">
+      <w:start w:val="1"/>
+      <w:numFmt w:val="bullet"/>
+      <w:lvlText w:val=""/>
+      <w:lvlJc w:val="left"/>
+      <w:pPr>
+        <w:tabs>
+          <w:tab w:val="num" w:pos="2160"/>
+        </w:tabs>
+        <w:ind w:left="2160" w:hanging="360"/>
+      </w:pPr>
+      <w:rPr>
+        <w:rFonts w:ascii="Wingdings" w:hAnsi="Wingdings" w:hint="default"/>
+        <w:sz w:val="20"/>
+      </w:rPr>
+    </w:lvl>
+    <w:lvl w:ilvl="3" w:tentative="1">
+      <w:start w:val="1"/>
+      <w:numFmt w:val="bullet"/>
+      <w:lvlText w:val=""/>
+      <w:lvlJc w:val="left"/>
+      <w:pPr>
+        <w:tabs>
+          <w:tab w:val="num" w:pos="2880"/>
+        </w:tabs>
+        <w:ind w:left="2880" w:hanging="360"/>
+      </w:pPr>
+      <w:rPr>
+        <w:rFonts w:ascii="Wingdings" w:hAnsi="Wingdings" w:hint="default"/>
+        <w:sz w:val="20"/>
+      </w:rPr>
+    </w:lvl>
+    <w:lvl w:ilvl="4" w:tentative="1">
+      <w:start w:val="1"/>
+      <w:numFmt w:val="bullet"/>
+      <w:lvlText w:val=""/>
+      <w:lvlJc w:val="left"/>
+      <w:pPr>
+        <w:tabs>
+          <w:tab w:val="num" w:pos="3600"/>
+        </w:tabs>
+        <w:ind w:left="3600" w:hanging="360"/>
+      </w:pPr>
+      <w:rPr>
+        <w:rFonts w:ascii="Wingdings" w:hAnsi="Wingdings" w:hint="default"/>
+        <w:sz w:val="20"/>
+      </w:rPr>
+    </w:lvl>
+    <w:lvl w:ilvl="5" w:tentative="1">
+      <w:start w:val="1"/>
+      <w:numFmt w:val="bullet"/>
+      <w:lvlText w:val=""/>
+      <w:lvlJc w:val="left"/>
+      <w:pPr>
+        <w:tabs>
+          <w:tab w:val="num" w:pos="4320"/>
+        </w:tabs>
+        <w:ind w:left="4320" w:hanging="360"/>
+      </w:pPr>
+      <w:rPr>
+        <w:rFonts w:ascii="Wingdings" w:hAnsi="Wingdings" w:hint="default"/>
+        <w:sz w:val="20"/>
+      </w:rPr>
+    </w:lvl>
+    <w:lvl w:ilvl="6" w:tentative="1">
+      <w:start w:val="1"/>
+      <w:numFmt w:val="bullet"/>
+      <w:lvlText w:val=""/>
+      <w:lvlJc w:val="left"/>
+      <w:pPr>
+        <w:tabs>
+          <w:tab w:val="num" w:pos="5040"/>
+        </w:tabs>
+        <w:ind w:left="5040" w:hanging="360"/>
+      </w:pPr>
+      <w:rPr>
+        <w:rFonts w:ascii="Wingdings" w:hAnsi="Wingdings" w:hint="default"/>
+        <w:sz w:val="20"/>
+      </w:rPr>
+    </w:lvl>
+    <w:lvl w:ilvl="7" w:tentative="1">
+      <w:start w:val="1"/>
+      <w:numFmt w:val="bullet"/>
+      <w:lvlText w:val=""/>
+      <w:lvlJc w:val="left"/>
+      <w:pPr>
+        <w:tabs>
+          <w:tab w:val="num" w:pos="5760"/>
+        </w:tabs>
+        <w:ind w:left="5760" w:hanging="360"/>
+      </w:pPr>
+      <w:rPr>
+        <w:rFonts w:ascii="Wingdings" w:hAnsi="Wingdings" w:hint="default"/>
+        <w:sz w:val="20"/>
+      </w:rPr>
+    </w:lvl>
+    <w:lvl w:ilvl="8" w:tentative="1">
+      <w:start w:val="1"/>
+      <w:numFmt w:val="bullet"/>
+      <w:lvlText w:val=""/>
+      <w:lvlJc w:val="left"/>
+      <w:pPr>
+        <w:tabs>
+          <w:tab w:val="num" w:pos="6480"/>
+        </w:tabs>
+        <w:ind w:left="6480" w:hanging="360"/>
+      </w:pPr>
+      <w:rPr>
+        <w:rFonts w:ascii="Wingdings" w:hAnsi="Wingdings" w:hint="default"/>
+        <w:sz w:val="20"/>
+      </w:rPr>
+    </w:lvl>
+  </w:abstractNum>
+  <w:abstractNum w:abstractNumId="48" w15:restartNumberingAfterBreak="0">
     <w:nsid w:val="5A497A2E"/>
     <w:multiLevelType w:val="multilevel"/>
     <w:tmpl w:val="08EEDEAC"/>
@@ -12881,7 +13891,7 @@
       </w:rPr>
     </w:lvl>
   </w:abstractNum>
-  <w:abstractNum w:abstractNumId="47" w15:restartNumberingAfterBreak="0">
+  <w:abstractNum w:abstractNumId="49" w15:restartNumberingAfterBreak="0">
     <w:nsid w:val="5A4F56B5"/>
     <w:multiLevelType w:val="multilevel"/>
     <w:tmpl w:val="3FF03F9C"/>
@@ -13030,7 +14040,7 @@
       </w:rPr>
     </w:lvl>
   </w:abstractNum>
-  <w:abstractNum w:abstractNumId="48" w15:restartNumberingAfterBreak="0">
+  <w:abstractNum w:abstractNumId="50" w15:restartNumberingAfterBreak="0">
     <w:nsid w:val="5A4F571E"/>
     <w:multiLevelType w:val="multilevel"/>
     <w:tmpl w:val="D11A77FE"/>
@@ -13179,7 +14189,7 @@
       </w:rPr>
     </w:lvl>
   </w:abstractNum>
-  <w:abstractNum w:abstractNumId="49" w15:restartNumberingAfterBreak="0">
+  <w:abstractNum w:abstractNumId="51" w15:restartNumberingAfterBreak="0">
     <w:nsid w:val="5DF84ECC"/>
     <w:multiLevelType w:val="multilevel"/>
     <w:tmpl w:val="64C0A93A"/>
@@ -13328,7 +14338,7 @@
       </w:rPr>
     </w:lvl>
   </w:abstractNum>
-  <w:abstractNum w:abstractNumId="50" w15:restartNumberingAfterBreak="0">
+  <w:abstractNum w:abstractNumId="52" w15:restartNumberingAfterBreak="0">
     <w:nsid w:val="5F8A7A64"/>
     <w:multiLevelType w:val="multilevel"/>
     <w:tmpl w:val="452071F6"/>
@@ -13477,7 +14487,7 @@
       </w:rPr>
     </w:lvl>
   </w:abstractNum>
-  <w:abstractNum w:abstractNumId="51" w15:restartNumberingAfterBreak="0">
+  <w:abstractNum w:abstractNumId="53" w15:restartNumberingAfterBreak="0">
     <w:nsid w:val="61461545"/>
     <w:multiLevelType w:val="multilevel"/>
     <w:tmpl w:val="5F1645FC"/>
@@ -13626,7 +14636,7 @@
       </w:rPr>
     </w:lvl>
   </w:abstractNum>
-  <w:abstractNum w:abstractNumId="52" w15:restartNumberingAfterBreak="0">
+  <w:abstractNum w:abstractNumId="54" w15:restartNumberingAfterBreak="0">
     <w:nsid w:val="65A658B8"/>
     <w:multiLevelType w:val="multilevel"/>
     <w:tmpl w:val="8AA0B786"/>
@@ -13775,7 +14785,7 @@
       </w:rPr>
     </w:lvl>
   </w:abstractNum>
-  <w:abstractNum w:abstractNumId="53" w15:restartNumberingAfterBreak="0">
+  <w:abstractNum w:abstractNumId="55" w15:restartNumberingAfterBreak="0">
     <w:nsid w:val="69605CC3"/>
     <w:multiLevelType w:val="multilevel"/>
     <w:tmpl w:val="BCE0756C"/>
@@ -13924,7 +14934,7 @@
       </w:rPr>
     </w:lvl>
   </w:abstractNum>
-  <w:abstractNum w:abstractNumId="54" w15:restartNumberingAfterBreak="0">
+  <w:abstractNum w:abstractNumId="56" w15:restartNumberingAfterBreak="0">
     <w:nsid w:val="6BC82589"/>
     <w:multiLevelType w:val="multilevel"/>
     <w:tmpl w:val="5E06A3B4"/>
@@ -14073,7 +15083,7 @@
       </w:rPr>
     </w:lvl>
   </w:abstractNum>
-  <w:abstractNum w:abstractNumId="55" w15:restartNumberingAfterBreak="0">
+  <w:abstractNum w:abstractNumId="57" w15:restartNumberingAfterBreak="0">
     <w:nsid w:val="6CFA01A3"/>
     <w:multiLevelType w:val="multilevel"/>
     <w:tmpl w:val="0494E4B4"/>
@@ -14222,7 +15232,7 @@
       </w:rPr>
     </w:lvl>
   </w:abstractNum>
-  <w:abstractNum w:abstractNumId="56" w15:restartNumberingAfterBreak="0">
+  <w:abstractNum w:abstractNumId="58" w15:restartNumberingAfterBreak="0">
     <w:nsid w:val="6E53370A"/>
     <w:multiLevelType w:val="multilevel"/>
     <w:tmpl w:val="847C0756"/>
@@ -14371,7 +15381,7 @@
       </w:rPr>
     </w:lvl>
   </w:abstractNum>
-  <w:abstractNum w:abstractNumId="57" w15:restartNumberingAfterBreak="0">
+  <w:abstractNum w:abstractNumId="59" w15:restartNumberingAfterBreak="0">
     <w:nsid w:val="6F684097"/>
     <w:multiLevelType w:val="multilevel"/>
     <w:tmpl w:val="4AB2E0F4"/>
@@ -14520,7 +15530,156 @@
       </w:rPr>
     </w:lvl>
   </w:abstractNum>
-  <w:abstractNum w:abstractNumId="58" w15:restartNumberingAfterBreak="0">
+  <w:abstractNum w:abstractNumId="60" w15:restartNumberingAfterBreak="0">
+    <w:nsid w:val="6F891B20"/>
+    <w:multiLevelType w:val="multilevel"/>
+    <w:tmpl w:val="B21C8694"/>
+    <w:lvl w:ilvl="0">
+      <w:start w:val="1"/>
+      <w:numFmt w:val="bullet"/>
+      <w:lvlText w:val=""/>
+      <w:lvlJc w:val="left"/>
+      <w:pPr>
+        <w:tabs>
+          <w:tab w:val="num" w:pos="720"/>
+        </w:tabs>
+        <w:ind w:left="720" w:hanging="360"/>
+      </w:pPr>
+      <w:rPr>
+        <w:rFonts w:ascii="Symbol" w:hAnsi="Symbol" w:hint="default"/>
+        <w:sz w:val="20"/>
+      </w:rPr>
+    </w:lvl>
+    <w:lvl w:ilvl="1" w:tentative="1">
+      <w:start w:val="1"/>
+      <w:numFmt w:val="bullet"/>
+      <w:lvlText w:val="o"/>
+      <w:lvlJc w:val="left"/>
+      <w:pPr>
+        <w:tabs>
+          <w:tab w:val="num" w:pos="1440"/>
+        </w:tabs>
+        <w:ind w:left="1440" w:hanging="360"/>
+      </w:pPr>
+      <w:rPr>
+        <w:rFonts w:ascii="Courier New" w:hAnsi="Courier New" w:hint="default"/>
+        <w:sz w:val="20"/>
+      </w:rPr>
+    </w:lvl>
+    <w:lvl w:ilvl="2" w:tentative="1">
+      <w:start w:val="1"/>
+      <w:numFmt w:val="bullet"/>
+      <w:lvlText w:val=""/>
+      <w:lvlJc w:val="left"/>
+      <w:pPr>
+        <w:tabs>
+          <w:tab w:val="num" w:pos="2160"/>
+        </w:tabs>
+        <w:ind w:left="2160" w:hanging="360"/>
+      </w:pPr>
+      <w:rPr>
+        <w:rFonts w:ascii="Wingdings" w:hAnsi="Wingdings" w:hint="default"/>
+        <w:sz w:val="20"/>
+      </w:rPr>
+    </w:lvl>
+    <w:lvl w:ilvl="3" w:tentative="1">
+      <w:start w:val="1"/>
+      <w:numFmt w:val="bullet"/>
+      <w:lvlText w:val=""/>
+      <w:lvlJc w:val="left"/>
+      <w:pPr>
+        <w:tabs>
+          <w:tab w:val="num" w:pos="2880"/>
+        </w:tabs>
+        <w:ind w:left="2880" w:hanging="360"/>
+      </w:pPr>
+      <w:rPr>
+        <w:rFonts w:ascii="Wingdings" w:hAnsi="Wingdings" w:hint="default"/>
+        <w:sz w:val="20"/>
+      </w:rPr>
+    </w:lvl>
+    <w:lvl w:ilvl="4" w:tentative="1">
+      <w:start w:val="1"/>
+      <w:numFmt w:val="bullet"/>
+      <w:lvlText w:val=""/>
+      <w:lvlJc w:val="left"/>
+      <w:pPr>
+        <w:tabs>
+          <w:tab w:val="num" w:pos="3600"/>
+        </w:tabs>
+        <w:ind w:left="3600" w:hanging="360"/>
+      </w:pPr>
+      <w:rPr>
+        <w:rFonts w:ascii="Wingdings" w:hAnsi="Wingdings" w:hint="default"/>
+        <w:sz w:val="20"/>
+      </w:rPr>
+    </w:lvl>
+    <w:lvl w:ilvl="5" w:tentative="1">
+      <w:start w:val="1"/>
+      <w:numFmt w:val="bullet"/>
+      <w:lvlText w:val=""/>
+      <w:lvlJc w:val="left"/>
+      <w:pPr>
+        <w:tabs>
+          <w:tab w:val="num" w:pos="4320"/>
+        </w:tabs>
+        <w:ind w:left="4320" w:hanging="360"/>
+      </w:pPr>
+      <w:rPr>
+        <w:rFonts w:ascii="Wingdings" w:hAnsi="Wingdings" w:hint="default"/>
+        <w:sz w:val="20"/>
+      </w:rPr>
+    </w:lvl>
+    <w:lvl w:ilvl="6" w:tentative="1">
+      <w:start w:val="1"/>
+      <w:numFmt w:val="bullet"/>
+      <w:lvlText w:val=""/>
+      <w:lvlJc w:val="left"/>
+      <w:pPr>
+        <w:tabs>
+          <w:tab w:val="num" w:pos="5040"/>
+        </w:tabs>
+        <w:ind w:left="5040" w:hanging="360"/>
+      </w:pPr>
+      <w:rPr>
+        <w:rFonts w:ascii="Wingdings" w:hAnsi="Wingdings" w:hint="default"/>
+        <w:sz w:val="20"/>
+      </w:rPr>
+    </w:lvl>
+    <w:lvl w:ilvl="7" w:tentative="1">
+      <w:start w:val="1"/>
+      <w:numFmt w:val="bullet"/>
+      <w:lvlText w:val=""/>
+      <w:lvlJc w:val="left"/>
+      <w:pPr>
+        <w:tabs>
+          <w:tab w:val="num" w:pos="5760"/>
+        </w:tabs>
+        <w:ind w:left="5760" w:hanging="360"/>
+      </w:pPr>
+      <w:rPr>
+        <w:rFonts w:ascii="Wingdings" w:hAnsi="Wingdings" w:hint="default"/>
+        <w:sz w:val="20"/>
+      </w:rPr>
+    </w:lvl>
+    <w:lvl w:ilvl="8" w:tentative="1">
+      <w:start w:val="1"/>
+      <w:numFmt w:val="bullet"/>
+      <w:lvlText w:val=""/>
+      <w:lvlJc w:val="left"/>
+      <w:pPr>
+        <w:tabs>
+          <w:tab w:val="num" w:pos="6480"/>
+        </w:tabs>
+        <w:ind w:left="6480" w:hanging="360"/>
+      </w:pPr>
+      <w:rPr>
+        <w:rFonts w:ascii="Wingdings" w:hAnsi="Wingdings" w:hint="default"/>
+        <w:sz w:val="20"/>
+      </w:rPr>
+    </w:lvl>
+  </w:abstractNum>
+  <w:abstractNum w:abstractNumId="61" w15:restartNumberingAfterBreak="0">
     <w:nsid w:val="70996921"/>
     <w:multiLevelType w:val="multilevel"/>
     <w:tmpl w:val="AB6CE63E"/>
@@ -14669,7 +15828,7 @@
       </w:rPr>
     </w:lvl>
   </w:abstractNum>
-  <w:abstractNum w:abstractNumId="59" w15:restartNumberingAfterBreak="0">
+  <w:abstractNum w:abstractNumId="62" w15:restartNumberingAfterBreak="0">
     <w:nsid w:val="729647D5"/>
     <w:multiLevelType w:val="multilevel"/>
     <w:tmpl w:val="FD0C76B2"/>
@@ -14818,7 +15977,7 @@
       </w:rPr>
     </w:lvl>
   </w:abstractNum>
-  <w:abstractNum w:abstractNumId="60" w15:restartNumberingAfterBreak="0">
+  <w:abstractNum w:abstractNumId="63" w15:restartNumberingAfterBreak="0">
     <w:nsid w:val="784132F6"/>
     <w:multiLevelType w:val="multilevel"/>
     <w:tmpl w:val="9BE89AD8"/>
@@ -14967,7 +16126,7 @@
       </w:rPr>
     </w:lvl>
   </w:abstractNum>
-  <w:abstractNum w:abstractNumId="61" w15:restartNumberingAfterBreak="0">
+  <w:abstractNum w:abstractNumId="64" w15:restartNumberingAfterBreak="0">
     <w:nsid w:val="7AAE49EF"/>
     <w:multiLevelType w:val="multilevel"/>
     <w:tmpl w:val="4ABC72D0"/>
@@ -15116,7 +16275,7 @@
       </w:rPr>
     </w:lvl>
   </w:abstractNum>
-  <w:abstractNum w:abstractNumId="62" w15:restartNumberingAfterBreak="0">
+  <w:abstractNum w:abstractNumId="65" w15:restartNumberingAfterBreak="0">
     <w:nsid w:val="7C9E03AC"/>
     <w:multiLevelType w:val="multilevel"/>
     <w:tmpl w:val="0662198E"/>
@@ -15265,7 +16424,7 @@
       </w:rPr>
     </w:lvl>
   </w:abstractNum>
-  <w:abstractNum w:abstractNumId="63" w15:restartNumberingAfterBreak="0">
+  <w:abstractNum w:abstractNumId="66" w15:restartNumberingAfterBreak="0">
     <w:nsid w:val="7CB16895"/>
     <w:multiLevelType w:val="multilevel"/>
     <w:tmpl w:val="AEBA9A2E"/>
@@ -15418,193 +16577,202 @@
     <w:abstractNumId w:val="3"/>
   </w:num>
   <w:num w:numId="2" w16cid:durableId="1557669358">
-    <w:abstractNumId w:val="44"/>
+    <w:abstractNumId w:val="45"/>
   </w:num>
   <w:num w:numId="3" w16cid:durableId="1247692532">
-    <w:abstractNumId w:val="13"/>
+    <w:abstractNumId w:val="14"/>
   </w:num>
   <w:num w:numId="4" w16cid:durableId="1651015219">
-    <w:abstractNumId w:val="43"/>
+    <w:abstractNumId w:val="44"/>
   </w:num>
   <w:num w:numId="5" w16cid:durableId="1845628296">
     <w:abstractNumId w:val="6"/>
   </w:num>
   <w:num w:numId="6" w16cid:durableId="1244335366">
-    <w:abstractNumId w:val="42"/>
+    <w:abstractNumId w:val="43"/>
   </w:num>
   <w:num w:numId="7" w16cid:durableId="1230114189">
-    <w:abstractNumId w:val="22"/>
+    <w:abstractNumId w:val="23"/>
   </w:num>
   <w:num w:numId="8" w16cid:durableId="973409213">
-    <w:abstractNumId w:val="12"/>
+    <w:abstractNumId w:val="13"/>
   </w:num>
   <w:num w:numId="9" w16cid:durableId="510031263">
+    <w:abstractNumId w:val="11"/>
+  </w:num>
+  <w:num w:numId="10" w16cid:durableId="1165901420">
+    <w:abstractNumId w:val="61"/>
+  </w:num>
+  <w:num w:numId="11" w16cid:durableId="1417440055">
+    <w:abstractNumId w:val="58"/>
+  </w:num>
+  <w:num w:numId="12" w16cid:durableId="1906407237">
+    <w:abstractNumId w:val="25"/>
+  </w:num>
+  <w:num w:numId="13" w16cid:durableId="1979649681">
+    <w:abstractNumId w:val="46"/>
+  </w:num>
+  <w:num w:numId="14" w16cid:durableId="873542803">
     <w:abstractNumId w:val="10"/>
   </w:num>
-  <w:num w:numId="10" w16cid:durableId="1165901420">
-    <w:abstractNumId w:val="58"/>
-  </w:num>
-  <w:num w:numId="11" w16cid:durableId="1417440055">
-    <w:abstractNumId w:val="56"/>
-  </w:num>
-  <w:num w:numId="12" w16cid:durableId="1906407237">
+  <w:num w:numId="15" w16cid:durableId="1748989809">
     <w:abstractNumId w:val="24"/>
   </w:num>
-  <w:num w:numId="13" w16cid:durableId="1979649681">
-    <w:abstractNumId w:val="45"/>
-  </w:num>
-  <w:num w:numId="14" w16cid:durableId="873542803">
-    <w:abstractNumId w:val="9"/>
-  </w:num>
-  <w:num w:numId="15" w16cid:durableId="1748989809">
-    <w:abstractNumId w:val="23"/>
-  </w:num>
   <w:num w:numId="16" w16cid:durableId="1806119378">
-    <w:abstractNumId w:val="47"/>
+    <w:abstractNumId w:val="49"/>
   </w:num>
   <w:num w:numId="17" w16cid:durableId="494030071">
     <w:abstractNumId w:val="4"/>
   </w:num>
   <w:num w:numId="18" w16cid:durableId="885408442">
-    <w:abstractNumId w:val="31"/>
+    <w:abstractNumId w:val="32"/>
   </w:num>
   <w:num w:numId="19" w16cid:durableId="517895201">
     <w:abstractNumId w:val="5"/>
   </w:num>
   <w:num w:numId="20" w16cid:durableId="1812626217">
-    <w:abstractNumId w:val="60"/>
+    <w:abstractNumId w:val="63"/>
   </w:num>
   <w:num w:numId="21" w16cid:durableId="195626597">
-    <w:abstractNumId w:val="30"/>
+    <w:abstractNumId w:val="31"/>
   </w:num>
   <w:num w:numId="22" w16cid:durableId="466630874">
-    <w:abstractNumId w:val="36"/>
+    <w:abstractNumId w:val="37"/>
   </w:num>
   <w:num w:numId="23" w16cid:durableId="359935756">
-    <w:abstractNumId w:val="25"/>
+    <w:abstractNumId w:val="26"/>
   </w:num>
   <w:num w:numId="24" w16cid:durableId="1659460034">
     <w:abstractNumId w:val="0"/>
   </w:num>
   <w:num w:numId="25" w16cid:durableId="616372770">
-    <w:abstractNumId w:val="34"/>
+    <w:abstractNumId w:val="35"/>
   </w:num>
   <w:num w:numId="26" w16cid:durableId="989946875">
-    <w:abstractNumId w:val="63"/>
+    <w:abstractNumId w:val="66"/>
   </w:num>
   <w:num w:numId="27" w16cid:durableId="670261905">
-    <w:abstractNumId w:val="53"/>
+    <w:abstractNumId w:val="55"/>
   </w:num>
   <w:num w:numId="28" w16cid:durableId="1997148260">
-    <w:abstractNumId w:val="59"/>
+    <w:abstractNumId w:val="62"/>
   </w:num>
   <w:num w:numId="29" w16cid:durableId="237059772">
     <w:abstractNumId w:val="1"/>
   </w:num>
   <w:num w:numId="30" w16cid:durableId="1077169933">
+    <w:abstractNumId w:val="52"/>
+  </w:num>
+  <w:num w:numId="31" w16cid:durableId="1942838595">
     <w:abstractNumId w:val="50"/>
   </w:num>
-  <w:num w:numId="31" w16cid:durableId="1942838595">
-    <w:abstractNumId w:val="48"/>
-  </w:num>
   <w:num w:numId="32" w16cid:durableId="173690899">
-    <w:abstractNumId w:val="52"/>
+    <w:abstractNumId w:val="54"/>
   </w:num>
   <w:num w:numId="33" w16cid:durableId="2086409977">
-    <w:abstractNumId w:val="26"/>
+    <w:abstractNumId w:val="27"/>
   </w:num>
   <w:num w:numId="34" w16cid:durableId="948782202">
-    <w:abstractNumId w:val="55"/>
+    <w:abstractNumId w:val="57"/>
   </w:num>
   <w:num w:numId="35" w16cid:durableId="906845996">
-    <w:abstractNumId w:val="33"/>
+    <w:abstractNumId w:val="34"/>
   </w:num>
   <w:num w:numId="36" w16cid:durableId="1852068465">
-    <w:abstractNumId w:val="62"/>
+    <w:abstractNumId w:val="65"/>
   </w:num>
   <w:num w:numId="37" w16cid:durableId="296956695">
-    <w:abstractNumId w:val="61"/>
+    <w:abstractNumId w:val="64"/>
   </w:num>
   <w:num w:numId="38" w16cid:durableId="1812208883">
-    <w:abstractNumId w:val="29"/>
+    <w:abstractNumId w:val="30"/>
   </w:num>
   <w:num w:numId="39" w16cid:durableId="1757239184">
-    <w:abstractNumId w:val="21"/>
+    <w:abstractNumId w:val="22"/>
   </w:num>
   <w:num w:numId="40" w16cid:durableId="787629271">
+    <w:abstractNumId w:val="53"/>
+  </w:num>
+  <w:num w:numId="41" w16cid:durableId="438988429">
+    <w:abstractNumId w:val="19"/>
+  </w:num>
+  <w:num w:numId="42" w16cid:durableId="1060714541">
+    <w:abstractNumId w:val="17"/>
+  </w:num>
+  <w:num w:numId="43" w16cid:durableId="541482041">
+    <w:abstractNumId w:val="41"/>
+  </w:num>
+  <w:num w:numId="44" w16cid:durableId="380326755">
+    <w:abstractNumId w:val="15"/>
+  </w:num>
+  <w:num w:numId="45" w16cid:durableId="1883908308">
+    <w:abstractNumId w:val="42"/>
+  </w:num>
+  <w:num w:numId="46" w16cid:durableId="1441341006">
     <w:abstractNumId w:val="51"/>
   </w:num>
-  <w:num w:numId="41" w16cid:durableId="438988429">
-    <w:abstractNumId w:val="18"/>
-  </w:num>
-  <w:num w:numId="42" w16cid:durableId="1060714541">
-    <w:abstractNumId w:val="16"/>
-  </w:num>
-  <w:num w:numId="43" w16cid:durableId="541482041">
-    <w:abstractNumId w:val="40"/>
-  </w:num>
-  <w:num w:numId="44" w16cid:durableId="380326755">
-    <w:abstractNumId w:val="14"/>
-  </w:num>
-  <w:num w:numId="45" w16cid:durableId="1883908308">
-    <w:abstractNumId w:val="41"/>
-  </w:num>
-  <w:num w:numId="46" w16cid:durableId="1441341006">
-    <w:abstractNumId w:val="49"/>
-  </w:num>
   <w:num w:numId="47" w16cid:durableId="1727946642">
-    <w:abstractNumId w:val="32"/>
+    <w:abstractNumId w:val="33"/>
   </w:num>
   <w:num w:numId="48" w16cid:durableId="185094439">
     <w:abstractNumId w:val="7"/>
   </w:num>
   <w:num w:numId="49" w16cid:durableId="1580870740">
-    <w:abstractNumId w:val="15"/>
+    <w:abstractNumId w:val="16"/>
   </w:num>
   <w:num w:numId="50" w16cid:durableId="1790854684">
-    <w:abstractNumId w:val="35"/>
+    <w:abstractNumId w:val="36"/>
   </w:num>
   <w:num w:numId="51" w16cid:durableId="325523186">
-    <w:abstractNumId w:val="37"/>
+    <w:abstractNumId w:val="38"/>
   </w:num>
   <w:num w:numId="52" w16cid:durableId="1061444040">
-    <w:abstractNumId w:val="57"/>
+    <w:abstractNumId w:val="59"/>
   </w:num>
   <w:num w:numId="53" w16cid:durableId="1010762723">
-    <w:abstractNumId w:val="19"/>
+    <w:abstractNumId w:val="20"/>
   </w:num>
   <w:num w:numId="54" w16cid:durableId="388772003">
-    <w:abstractNumId w:val="46"/>
+    <w:abstractNumId w:val="48"/>
   </w:num>
   <w:num w:numId="55" w16cid:durableId="1870950674">
-    <w:abstractNumId w:val="39"/>
+    <w:abstractNumId w:val="40"/>
   </w:num>
   <w:num w:numId="56" w16cid:durableId="2013212934">
-    <w:abstractNumId w:val="20"/>
+    <w:abstractNumId w:val="21"/>
   </w:num>
   <w:num w:numId="57" w16cid:durableId="925531634">
-    <w:abstractNumId w:val="54"/>
+    <w:abstractNumId w:val="56"/>
   </w:num>
   <w:num w:numId="58" w16cid:durableId="583614408">
-    <w:abstractNumId w:val="27"/>
+    <w:abstractNumId w:val="28"/>
   </w:num>
   <w:num w:numId="59" w16cid:durableId="301541312">
-    <w:abstractNumId w:val="11"/>
+    <w:abstractNumId w:val="12"/>
   </w:num>
   <w:num w:numId="60" w16cid:durableId="69280209">
-    <w:abstractNumId w:val="17"/>
+    <w:abstractNumId w:val="18"/>
   </w:num>
   <w:num w:numId="61" w16cid:durableId="835265063">
     <w:abstractNumId w:val="2"/>
   </w:num>
   <w:num w:numId="62" w16cid:durableId="1859810526">
-    <w:abstractNumId w:val="8"/>
+    <w:abstractNumId w:val="9"/>
   </w:num>
   <w:num w:numId="63" w16cid:durableId="1277564142">
-    <w:abstractNumId w:val="38"/>
+    <w:abstractNumId w:val="39"/>
   </w:num>
   <w:num w:numId="64" w16cid:durableId="864951736">
-    <w:abstractNumId w:val="28"/>
+    <w:abstractNumId w:val="29"/>
+  </w:num>
+  <w:num w:numId="65" w16cid:durableId="84034803">
+    <w:abstractNumId w:val="47"/>
+  </w:num>
+  <w:num w:numId="66" w16cid:durableId="733508715">
+    <w:abstractNumId w:val="60"/>
+  </w:num>
+  <w:num w:numId="67" w16cid:durableId="826626602">
+    <w:abstractNumId w:val="8"/>
   </w:num>
 </w:numbering>
 </file>
@@ -16212,7 +17380,6 @@
   <w:style w:type="character" w:default="1" w:styleId="DefaultParagraphFont">
     <w:name w:val="Default Paragraph Font"/>
     <w:uiPriority w:val="1"/>
-    <w:semiHidden/>
     <w:unhideWhenUsed/>
   </w:style>
   <w:style w:type="table" w:default="1" w:styleId="TableNormal">
